--- a/docx_resources/Вечірня-Утреня/В,У - Мінея/02-Лютий/09-__-Віддання_Стрітення.docx
+++ b/docx_resources/Вечірня-Утреня/В,У - Мінея/02-Лютий/09-__-Віддання_Стрітення.docx
@@ -115,6 +115,7 @@
         <w:rPr>
           <w:rFonts w:ascii="Times New Roman" w:hAnsi="Times New Roman" w:cs="Times New Roman"/>
           <w:b/>
+          <w:sz w:val="24"/>
         </w:rPr>
         <w:t>ВЕЧІРНЯ</w:t>
       </w:r>
@@ -9428,6 +9429,7 @@
           <w:b/>
           <w:i/>
           <w:color w:val="FF0000"/>
+          <w:sz w:val="24"/>
         </w:rPr>
         <w:t>Вечірні молитви</w:t>
       </w:r>
@@ -18356,6 +18358,7 @@
           <w:b/>
           <w:i/>
           <w:color w:val="FF0000"/>
+          <w:sz w:val="24"/>
         </w:rPr>
         <w:t>Стихири</w:t>
       </w:r>
@@ -20819,6 +20822,7 @@
           <w:b/>
           <w:i/>
           <w:color w:val="FF0000"/>
+          <w:sz w:val="24"/>
         </w:rPr>
         <w:t>Прокімен</w:t>
       </w:r>
@@ -20937,6 +20941,7 @@
           <w:b/>
           <w:i/>
           <w:color w:val="FF0000"/>
+          <w:sz w:val="24"/>
         </w:rPr>
         <w:t>Сподоби, Господи</w:t>
       </w:r>
@@ -22182,6 +22187,7 @@
           <w:b/>
           <w:i/>
           <w:color w:val="FF0000"/>
+          <w:sz w:val="24"/>
         </w:rPr>
         <w:t>Прохальна єктенія</w:t>
       </w:r>
@@ -25318,6 +25324,7 @@
           <w:b/>
           <w:i/>
           <w:color w:val="FF0000"/>
+          <w:sz w:val="24"/>
         </w:rPr>
         <w:t>Пісня Симеона</w:t>
       </w:r>
@@ -27805,6 +27812,7 @@
           <w:b/>
           <w:i/>
           <w:color w:val="FF0000"/>
+          <w:sz w:val="24"/>
         </w:rPr>
         <w:t>Т</w:t>
       </w:r>
@@ -27814,6 +27822,7 @@
           <w:b/>
           <w:i/>
           <w:color w:val="FF0000"/>
+          <w:sz w:val="24"/>
         </w:rPr>
         <w:t>ропарі</w:t>
       </w:r>
@@ -27944,6 +27953,7 @@
           <w:b/>
           <w:i/>
           <w:color w:val="FF0000"/>
+          <w:sz w:val="24"/>
         </w:rPr>
         <w:t>Єктенія усильного благання</w:t>
       </w:r>
@@ -29052,6 +29062,7 @@
           <w:b/>
           <w:i/>
           <w:color w:val="FF0000"/>
+          <w:sz w:val="24"/>
         </w:rPr>
         <w:t>Після Вечірні</w:t>
       </w:r>
@@ -29127,6 +29138,7 @@
       <w:r>
         <w:rPr>
           <w:rFonts w:ascii="Times New Roman" w:hAnsi="Times New Roman"/>
+          <w:sz w:val="24"/>
         </w:rPr>
         <w:br w:type="page"/>
       </w:r>
@@ -29145,6 +29157,7 @@
         <w:rPr>
           <w:rFonts w:ascii="Times New Roman" w:hAnsi="Times New Roman" w:cs="Times New Roman"/>
           <w:b/>
+          <w:sz w:val="24"/>
         </w:rPr>
         <w:t>УТРЕНЯ</w:t>
       </w:r>
@@ -31717,6 +31730,7 @@
           <w:b/>
           <w:i/>
           <w:color w:val="FF0000"/>
+          <w:sz w:val="24"/>
         </w:rPr>
         <w:t>Утренні молитви</w:t>
       </w:r>
@@ -36349,6 +36363,7 @@
           <w:b/>
           <w:i/>
           <w:color w:val="FF0000"/>
+          <w:sz w:val="24"/>
         </w:rPr>
         <w:t>Бог Господь...</w:t>
       </w:r>
@@ -36357,6 +36372,7 @@
           <w:rFonts w:ascii="Times New Roman" w:eastAsia="Times New Roman" w:hAnsi="Times New Roman" w:cs="Times New Roman"/>
           <w:i/>
           <w:color w:val="FF0000"/>
+          <w:sz w:val="24"/>
         </w:rPr>
         <w:t xml:space="preserve"> (Пс. 117), глас 1</w:t>
       </w:r>
@@ -36580,6 +36596,7 @@
           <w:b/>
           <w:i/>
           <w:color w:val="FF0000"/>
+          <w:sz w:val="24"/>
         </w:rPr>
         <w:t>Тропарі</w:t>
       </w:r>
@@ -36865,6 +36882,7 @@
           <w:b/>
           <w:i/>
           <w:color w:val="FF0000"/>
+          <w:sz w:val="24"/>
         </w:rPr>
         <w:t>Мала єктенія</w:t>
       </w:r>
@@ -38148,6 +38166,7 @@
           <w:b/>
           <w:i/>
           <w:color w:val="FF0000"/>
+          <w:sz w:val="24"/>
         </w:rPr>
         <w:t>Перший сідальний</w:t>
       </w:r>
@@ -38272,6 +38291,7 @@
           <w:b/>
           <w:i/>
           <w:color w:val="FF0000"/>
+          <w:sz w:val="24"/>
         </w:rPr>
         <w:t>Мала єктенія</w:t>
       </w:r>
@@ -39573,6 +39593,7 @@
           <w:b/>
           <w:i/>
           <w:color w:val="FF0000"/>
+          <w:sz w:val="24"/>
         </w:rPr>
         <w:t>Другий сідальний</w:t>
       </w:r>
@@ -39673,6 +39694,7 @@
           <w:b/>
           <w:i/>
           <w:color w:val="FF0000"/>
+          <w:sz w:val="24"/>
         </w:rPr>
         <w:t>Псалом 50</w:t>
       </w:r>
@@ -40665,6 +40687,7 @@
           <w:b/>
           <w:i/>
           <w:color w:val="FF0000"/>
+          <w:sz w:val="24"/>
         </w:rPr>
         <w:t>Мала єктенія</w:t>
       </w:r>
@@ -42682,6 +42705,7 @@
           <w:b/>
           <w:i/>
           <w:color w:val="FF0000"/>
+          <w:sz w:val="24"/>
         </w:rPr>
         <w:t>Мала єктенія</w:t>
       </w:r>
@@ -44585,6 +44609,7 @@
           <w:b/>
           <w:i/>
           <w:color w:val="FF0000"/>
+          <w:sz w:val="24"/>
         </w:rPr>
         <w:t>Пісня Богородиці</w:t>
       </w:r>
@@ -44663,6 +44688,7 @@
           <w:b/>
           <w:i/>
           <w:color w:val="FF0000"/>
+          <w:sz w:val="24"/>
         </w:rPr>
         <w:t>Пісня 9</w:t>
       </w:r>
@@ -45039,6 +45065,7 @@
           <w:b/>
           <w:i/>
           <w:color w:val="FF0000"/>
+          <w:sz w:val="24"/>
         </w:rPr>
         <w:t>Мала єктенія</w:t>
       </w:r>
@@ -45977,6 +46004,7 @@
           <w:b/>
           <w:i/>
           <w:color w:val="FF0000"/>
+          <w:sz w:val="24"/>
         </w:rPr>
         <w:t>Світильний</w:t>
       </w:r>
@@ -46673,6 +46701,7 @@
           <w:b/>
           <w:i/>
           <w:color w:val="FF0000"/>
+          <w:sz w:val="24"/>
         </w:rPr>
         <w:t>Стихири</w:t>
       </w:r>
@@ -47010,6 +47039,7 @@
           <w:b/>
           <w:i/>
           <w:color w:val="FF0000"/>
+          <w:sz w:val="24"/>
         </w:rPr>
         <w:t>Велике славослов'я</w:t>
       </w:r>
@@ -47913,6 +47943,7 @@
           <w:b/>
           <w:i/>
           <w:color w:val="FF0000"/>
+          <w:sz w:val="24"/>
         </w:rPr>
         <w:t>Тропарі</w:t>
       </w:r>
@@ -47995,6 +48026,7 @@
           <w:b/>
           <w:i/>
           <w:color w:val="FF0000"/>
+          <w:sz w:val="24"/>
         </w:rPr>
         <w:t>Єктенія усильного благання</w:t>
       </w:r>
@@ -50167,6 +50199,7 @@
           <w:b/>
           <w:i/>
           <w:color w:val="FF0000"/>
+          <w:sz w:val="24"/>
         </w:rPr>
         <w:t>Прохальна єктенія</w:t>
       </w:r>
